--- a/docs/เอกสารอธิบายเงื่อนไขการคำนวณ.docx
+++ b/docs/เอกสารอธิบายเงื่อนไขการคำนวณ.docx
@@ -356,7 +356,7 @@
                 <w:sz w:val="26"/>
                 <w:szCs w:val="26"/>
               </w:rPr>
-              <w:t>18.8 OHSP ร้อยละ​ของ​กลุ่ม​ก่อน​วัยสูงอายุ ที่​มี​ฟันแท้​ใช้งาน​ได้​ไม่​น้อยกว่า 20 ซี่</w:t>
+              <w:t>18.11 OHSP ร้อยละ​ของ​ผู้สูงอายุ ที่​มี​ฟันแท้​ใช้งาน​ได้​ไม่​น้อยกว่า 20 ซี่</w:t>
             </w:r>
           </w:p>
         </w:tc>
